--- a/02 Habrit Khadasha/43 Yochanan/Yochanan 02.docx
+++ b/02 Habrit Khadasha/43 Yochanan/Yochanan 02.docx
@@ -818,15 +818,29 @@
 <w:ftr xmlns:mc="http://schemas.openxmlformats.org/markup-compatibility/2006" xmlns:o="urn:schemas-microsoft-com:office:office" xmlns:r="http://schemas.openxmlformats.org/officeDocument/2006/relationships" xmlns:m="http://schemas.openxmlformats.org/officeDocument/2006/math" xmlns:v="urn:schemas-microsoft-com:vml" xmlns:wp="http://schemas.openxmlformats.org/drawingml/2006/wordprocessingDrawing" xmlns:w10="urn:schemas-microsoft-com:office:word" xmlns:w="http://schemas.openxmlformats.org/wordprocessingml/2006/main" xmlns:wne="http://schemas.microsoft.com/office/word/2006/wordml" xmlns:sl="http://schemas.openxmlformats.org/schemaLibrary/2006/main" xmlns:a="http://schemas.openxmlformats.org/drawingml/2006/main" xmlns:pic="http://schemas.openxmlformats.org/drawingml/2006/picture" xmlns:c="http://schemas.openxmlformats.org/drawingml/2006/chart" xmlns:lc="http://schemas.openxmlformats.org/drawingml/2006/lockedCanvas" xmlns:dgm="http://schemas.openxmlformats.org/drawingml/2006/diagram" xmlns:wps="http://schemas.microsoft.com/office/word/2010/wordprocessingShape" xmlns:wpg="http://schemas.microsoft.com/office/word/2010/wordprocessingGroup" xmlns:w14="http://schemas.microsoft.com/office/word/2010/wordml" xmlns:w15="http://schemas.microsoft.com/office/word/2012/wordml" xmlns:w16="http://schemas.microsoft.com/office/word/2018/wordml" xmlns:w16cex="http://schemas.microsoft.com/office/word/2018/wordml/cex" xmlns:w16cid="http://schemas.microsoft.com/office/word/2016/wordml/cid" xmlns="http://schemas.microsoft.com/office/tasks/2019/documenttasks" xmlns:cr="http://schemas.microsoft.com/office/comments/2020/reactions">
   <w:p>
     <w:pPr>
+      <w:bidi w:val="1"/>
       <w:ind w:left="720" w:firstLine="0"/>
       <w:jc w:val="center"/>
       <w:rPr>
-        <w:sz w:val="18"/>
-        <w:szCs w:val="18"/>
+        <w:sz w:val="20"/>
+        <w:szCs w:val="20"/>
       </w:rPr>
     </w:pPr>
     <w:r>
       <w:rPr>
+        <w:rtl w:val="0"/>
+      </w:rPr>
+    </w:r>
+    <w:r>
+      <w:rPr>
+        <w:sz w:val="20"/>
+        <w:szCs w:val="20"/>
+        <w:rtl w:val="1"/>
+      </w:rPr>
+      <w:t xml:space="preserve">     </w:t>
+    </w:r>
+    <w:r>
+      <w:rPr>
         <w:sz w:val="20"/>
         <w:szCs w:val="20"/>
         <w:rtl w:val="1"/>
@@ -1061,15 +1075,10 @@
       <w:rPr>
         <w:sz w:val="20"/>
         <w:szCs w:val="20"/>
-        <w:rtl w:val="0"/>
+        <w:rtl w:val="1"/>
       </w:rPr>
       <w:t xml:space="preserve">         </w:t>
       <w:tab/>
-    </w:r>
-    <w:r>
-      <w:rPr>
-        <w:rtl w:val="0"/>
-      </w:rPr>
     </w:r>
   </w:p>
 </w:ftr>

--- a/02 Habrit Khadasha/43 Yochanan/Yochanan 02.docx
+++ b/02 Habrit Khadasha/43 Yochanan/Yochanan 02.docx
@@ -120,7 +120,7 @@
           <w:szCs w:val="24"/>
           <w:rtl w:val="0"/>
         </w:rPr>
-        <w:t xml:space="preserve">On the third day, there was a wedding at Cana in the Galilee. Yeshua’s mother was there,</w:t>
+        <w:t xml:space="preserve">On the third day, there was a wedding at Cana in the Galil. The mother of Yeshua was there,</w:t>
       </w:r>
     </w:p>
     <w:p>
@@ -164,29 +164,29 @@
           <w:szCs w:val="24"/>
           <w:rtl w:val="0"/>
         </w:rPr>
-        <w:t xml:space="preserve">When the wine ran out, Yeshua’s mother said to Him, “They don’t have any wine!”</w:t>
-      </w:r>
-    </w:p>
-    <w:p>
-      <w:pPr>
-        <w:numPr>
-          <w:ilvl w:val="0"/>
-          <w:numId w:val="1"/>
-        </w:numPr>
-        <w:ind w:left="720" w:hanging="360"/>
-        <w:rPr>
-          <w:sz w:val="24"/>
-          <w:szCs w:val="24"/>
-          <w:u w:val="none"/>
-        </w:rPr>
-      </w:pPr>
-      <w:r>
-        <w:rPr>
-          <w:sz w:val="24"/>
-          <w:szCs w:val="24"/>
-          <w:rtl w:val="0"/>
-        </w:rPr>
-        <w:t xml:space="preserve">Yeshua said to her, “Woman, what does this have to do with you and Me? My hour hasn’t come yet.”</w:t>
+        <w:t xml:space="preserve">When the wine ran out, His mother said to Him, “They don’t have any wine!”</w:t>
+      </w:r>
+    </w:p>
+    <w:p>
+      <w:pPr>
+        <w:numPr>
+          <w:ilvl w:val="0"/>
+          <w:numId w:val="1"/>
+        </w:numPr>
+        <w:ind w:left="720" w:hanging="360"/>
+        <w:rPr>
+          <w:sz w:val="24"/>
+          <w:szCs w:val="24"/>
+          <w:u w:val="none"/>
+        </w:rPr>
+      </w:pPr>
+      <w:r>
+        <w:rPr>
+          <w:sz w:val="24"/>
+          <w:szCs w:val="24"/>
+          <w:rtl w:val="0"/>
+        </w:rPr>
+        <w:t xml:space="preserve">Yeshua said to her, “Woman, what does this have to do with you and Me? My hour has not yet come.”</w:t>
       </w:r>
     </w:p>
     <w:p>
@@ -520,6 +520,23 @@
       <w:pPr>
         <w:ind w:left="720" w:firstLine="0"/>
         <w:rPr>
+          <w:sz w:val="24"/>
+          <w:szCs w:val="24"/>
+        </w:rPr>
+      </w:pPr>
+      <w:r>
+        <w:rPr>
+          <w:rtl w:val="0"/>
+        </w:rPr>
+      </w:r>
+    </w:p>
+    <w:p>
+      <w:pPr>
+        <w:jc w:val="center"/>
+        <w:rPr>
+          <w:b w:val="1"/>
+          <w:bCs w:val="1"/>
+          <w:color w:val="999999"/>
           <w:sz w:val="24"/>
           <w:szCs w:val="24"/>
         </w:rPr>
